--- a/docs/link converter implementation guide.docx
+++ b/docs/link converter implementation guide.docx
@@ -95,6 +95,131 @@
       </w:r>
       <w:r>
         <w:t xml:space="preserve"> squigly.link is an unversioned dependency with no contract. A layout change on their side breaks the core feature without any change to our code. Two mitigations are mandatory: the graceful-failure path below, and keeping every selector confined to this one service file so that a break is a small, local fix rather than an investigation.</w:t>
+      </w:r>
+    </w:p>
+    <w:p>
+      <w:pPr>
+        <w:pStyle w:val="Heading3"/>
+      </w:pPr>
+      <w:r>
+        <w:t xml:space="preserve">Phase 0.5: What the Shipped Converter Does</w:t>
+      </w:r>
+    </w:p>
+    <w:p>
+      <w:r>
+        <w:t xml:space="preserve">The code in Phase 2 below is the original sketch. The shipped backend/src/services/linkScraper.service.ts (Step 3.1, docs/features/posts-feed.md §4.2) differs in ways learned from the live site on 2026-10-04:</w:t>
+      </w:r>
+    </w:p>
+    <w:p>
+      <w:pPr>
+        <w:pStyle w:val="ListBullet"/>
+      </w:pPr>
+      <w:r>
+        <w:rPr>
+          <w:b/>
+        </w:rPr>
+        <w:t xml:space="preserve">The link's shape is checked first</w:t>
+      </w:r>
+      <w:r>
+        <w:t xml:space="preserve">, per service (a track or album, not a playlist or artist), so obvious mistakes are refused with UC-11's message before Chromium launches.</w:t>
+      </w:r>
+    </w:p>
+    <w:p>
+      <w:pPr>
+        <w:pStyle w:val="ListBullet"/>
+      </w:pPr>
+      <w:r>
+        <w:rPr>
+          <w:b/>
+        </w:rPr>
+        <w:t xml:space="preserve">squigly converts on its own.</w:t>
+      </w:r>
+      <w:r>
+        <w:t xml:space="preserve"> Filling the input starts the conversion and the "Create link" button disappears; pressing it is only a 2-second fallback.</w:t>
+      </w:r>
+    </w:p>
+    <w:p>
+      <w:pPr>
+        <w:pStyle w:val="ListBullet"/>
+      </w:pPr>
+      <w:r>
+        <w:rPr>
+          <w:b/>
+        </w:rPr>
+        <w:t xml:space="preserve">Only two answers are read.</w:t>
+      </w:r>
+      <w:r>
+        <w:t xml:space="preserve"> A result page (/song/… or /album/…) continues; the text "could not be found" is definitive and the link is refused (422). squigly's "We couldn't reach … just now" is not interpreted: no answer within 8 seconds means unavailable, and the post is saved as pending.</w:t>
+      </w:r>
+    </w:p>
+    <w:p>
+      <w:pPr>
+        <w:pStyle w:val="ListBullet"/>
+      </w:pPr>
+      <w:r>
+        <w:rPr>
+          <w:b/>
+        </w:rPr>
+        <w:t xml:space="preserve">Metadata comes from JSON-LD</w:t>
+      </w:r>
+      <w:r>
+        <w:t xml:space="preserve"> (MusicRecording / MusicAlbum), falling back to og: tags; links are read from the result page's anchors and mapped by their host, never by a CSS class. Amazon Music and SoundCloud are ignored.</w:t>
+      </w:r>
+    </w:p>
+    <w:p>
+      <w:pPr>
+        <w:pStyle w:val="ListBullet"/>
+      </w:pPr>
+      <w:r>
+        <w:rPr>
+          <w:b/>
+        </w:rPr>
+        <w:t xml:space="preserve">Scraped values are untrusted.</w:t>
+      </w:r>
+      <w:r>
+        <w:t xml:space="preserve"> Only https links on a supported service's host are kept, the cover must be https, and text is cleaned and capped at 300 characters.</w:t>
+      </w:r>
+    </w:p>
+    <w:p>
+      <w:pPr>
+        <w:pStyle w:val="ListBullet"/>
+      </w:pPr>
+      <w:r>
+        <w:rPr>
+          <w:b/>
+        </w:rPr>
+        <w:t xml:space="preserve">The 12-second ceiling includes time queued behind p-limit(2)</w:t>
+      </w:r>
+      <w:r>
+        <w:t xml:space="preserve">, and a queued attempt with less than 2 seconds left is not started at all.</w:t>
+      </w:r>
+    </w:p>
+    <w:p>
+      <w:pPr>
+        <w:pStyle w:val="ListBullet"/>
+      </w:pPr>
+      <w:r>
+        <w:rPr>
+          <w:b/>
+        </w:rPr>
+        <w:t xml:space="preserve">The in-page script is a string</w:t>
+      </w:r>
+      <w:r>
+        <w:t xml:space="preserve">, not a function: bundlers rewrite functions with helpers that do not exist inside the page.</w:t>
+      </w:r>
+    </w:p>
+    <w:p>
+      <w:pPr>
+        <w:pStyle w:val="ListBullet"/>
+      </w:pPr>
+      <w:r>
+        <w:rPr>
+          <w:b/>
+        </w:rPr>
+        <w:t xml:space="preserve">Testing:</w:t>
+      </w:r>
+      <w:r>
+        <w:t xml:space="preserve"> unit and integration tests mock Playwright or the converter; E2E uses a stand-in (E2E_SCRAPER_FIXTURES, test-only); one live test runs on the nightly schedule (RUN_LIVE_E2E=1).</w:t>
       </w:r>
     </w:p>
     <w:p>

--- a/docs/link converter implementation guide.docx
+++ b/docs/link converter implementation guide.docx
@@ -847,6 +847,20 @@
     </w:p>
     <w:p>
       <w:r>
+        <w:rPr>
+          <w:b/>
+        </w:rPr>
+        <w:t>Note (2026-10-11):</w:t>
+      </w:r>
+      <w:r>
+        <w:rPr>
+          <w:b w:val="0"/>
+        </w:rPr>
+        <w:t xml:space="preserve"> the project's actual backend/Dockerfile no longer uses this image. It uses a slim Node base with only Chromium's headless shell and its libraries, to keep each deployment's image small — see docs/deployment.md §3.5 and docs/features/deployment-storage.md.</w:t>
+      </w:r>
+    </w:p>
+    <w:p>
+      <w:r>
         <w:t>Dockerfile</w:t>
       </w:r>
     </w:p>
